--- a/public/Prakhar_Mishra_Executive_Resume_2026.docx
+++ b/public/Prakhar_Mishra_Executive_Resume_2026.docx
@@ -43,7 +43,7 @@
           <w:color w:val="5A646E"/>
           <w:sz w:val="17"/>
         </w:rPr>
-        <w:t>Gurgaon, India  •  prakharmishra2015@gmail.com  •  +91 62395 54160  •  linkedin.com/in/prakharmishra  •  prakhar-ai.dev</w:t>
+        <w:t>Gurgaon, India  •  prakharmishra2015@gmail.com  •  +91 62395 54160  •  linkedin.com/in/prakhar-mishra-b74b85124-mishra-b74b85124  •  prakhar-ai.dev</w:t>
       </w:r>
     </w:p>
     <w:p>

--- a/public/Prakhar_Mishra_Executive_Resume_2026.docx
+++ b/public/Prakhar_Mishra_Executive_Resume_2026.docx
@@ -43,7 +43,7 @@
           <w:color w:val="5A646E"/>
           <w:sz w:val="17"/>
         </w:rPr>
-        <w:t>Gurgaon, India  •  prakharmishra2015@gmail.com  •  +91 62395 54160  •  linkedin.com/in/prakhar-mishra-b74b85124-mishra-b74b85124  •  prakhar-ai.dev</w:t>
+        <w:t>Gurgaon, India  •  prakharmishra2015@gmail.com  •  +91 62395 54160  •  linkedin.com/in/prakhar-mishra-b74b85124  •  prakhar-ai.dev</w:t>
       </w:r>
     </w:p>
     <w:p>
